--- a/tcc-documentacao/Planejamento/funcoes-integrantes.docx
+++ b/tcc-documentacao/Planejamento/funcoes-integrantes.docx
@@ -178,6 +178,14 @@
       </w:r>
       <w:r>
         <w:rPr>
+          <w:rStyle w:val="Forte"/>
+          <w:rFonts w:ascii="Segoe UI" w:hAnsi="Segoe UI" w:cs="Segoe UI"/>
+          <w:color w:val="0D0D0D"/>
+        </w:rPr>
+        <w:t xml:space="preserve"> e Gabriel de Andrade</w:t>
+      </w:r>
+      <w:r>
+        <w:rPr>
           <w:rFonts w:ascii="Segoe UI" w:hAnsi="Segoe UI" w:cs="Segoe UI"/>
           <w:color w:val="0D0D0D"/>
         </w:rPr>
@@ -246,19 +254,18 @@
         </w:rPr>
         <w:t>end</w:t>
       </w:r>
-      <w:proofErr w:type="spellEnd"/>
-      <w:r>
-        <w:rPr>
-          <w:rFonts w:ascii="Segoe UI" w:hAnsi="Segoe UI" w:cs="Segoe UI"/>
-          <w:color w:val="0D0D0D"/>
-        </w:rPr>
-        <w:t>, responsável pela implementação da lógica da aplicação, integração com o banco de dados e funcionamento dos serviços do sistema.</w:t>
-      </w:r>
-    </w:p>
-    <w:p>
       <w:bookmarkStart w:id="0" w:name="_GoBack"/>
       <w:bookmarkEnd w:id="0"/>
+      <w:proofErr w:type="spellEnd"/>
+      <w:r>
+        <w:rPr>
+          <w:rFonts w:ascii="Segoe UI" w:hAnsi="Segoe UI" w:cs="Segoe UI"/>
+          <w:color w:val="0D0D0D"/>
+        </w:rPr>
+        <w:t>, responsável pela implementação da lógica da aplicação, integração com o banco de dados e funcionamento dos serviços do sistema.</w:t>
+      </w:r>
     </w:p>
+    <w:p/>
     <w:sectPr>
       <w:pgSz w:w="11906" w:h="16838"/>
       <w:pgMar w:top="1417" w:right="1701" w:bottom="1417" w:left="1701" w:header="708" w:footer="708" w:gutter="0"/>

--- a/tcc-documentacao/Planejamento/funcoes-integrantes.docx
+++ b/tcc-documentacao/Planejamento/funcoes-integrantes.docx
@@ -254,9 +254,17 @@
         </w:rPr>
         <w:t>end</w:t>
       </w:r>
+      <w:proofErr w:type="spellEnd"/>
+      <w:r>
+        <w:rPr>
+          <w:rStyle w:val="Forte"/>
+          <w:rFonts w:ascii="Segoe UI" w:hAnsi="Segoe UI" w:cs="Segoe UI"/>
+          <w:color w:val="0D0D0D"/>
+        </w:rPr>
+        <w:t xml:space="preserve"> e o suporte à equipe</w:t>
+      </w:r>
       <w:bookmarkStart w:id="0" w:name="_GoBack"/>
       <w:bookmarkEnd w:id="0"/>
-      <w:proofErr w:type="spellEnd"/>
       <w:r>
         <w:rPr>
           <w:rFonts w:ascii="Segoe UI" w:hAnsi="Segoe UI" w:cs="Segoe UI"/>
